--- a/A5_AlbanBichig.docx
+++ b/A5_AlbanBichig.docx
@@ -21,6 +21,9 @@
         <w:gridCol w:w="3402"/>
       </w:tblGrid>
       <w:tr>
+        <w:trPr>
+          <w:trHeight w:val="6124" w:hRule="atLeast"/>
+        </w:trPr>
         <w:tc>
           <w:tcPr>
             <w:tcW w:type="dxa" w:w="3402"/>

--- a/A5_AlbanBichig.docx
+++ b/A5_AlbanBichig.docx
@@ -36,6 +36,7 @@
             <w:tcW w:type="dxa" w:w="1134"/>
             <w:tcW w:w="1133" w:type="dxa"/>
             <w:textDirection w:val="tbLrV"/>
+            <w:vAlign w:val="center"/>
           </w:tcPr>
           <w:p>
             <w:r>
